--- a/revisions/minor revision requests from editor.docx
+++ b/revisions/minor revision requests from editor.docx
@@ -3,6 +3,15 @@
 <w:document xmlns:wpc="http://schemas.microsoft.com/office/word/2010/wordprocessingCanvas" xmlns:cx="http://schemas.microsoft.com/office/drawing/2014/chartex" xmlns:cx1="http://schemas.microsoft.com/office/drawing/2015/9/8/chartex" xmlns:cx2="http://schemas.microsoft.com/office/drawing/2015/10/21/chartex" xmlns:cx3="http://schemas.microsoft.com/office/drawing/2016/5/9/chartex" xmlns:cx4="http://schemas.microsoft.com/office/drawing/2016/5/10/chartex" xmlns:cx5="http://schemas.microsoft.com/office/drawing/2016/5/11/chartex" xmlns:cx6="http://schemas.microsoft.com/office/drawing/2016/5/12/chartex" xmlns:cx7="http://schemas.microsoft.com/office/drawing/2016/5/13/chartex" xmlns:cx8="http://schemas.microsoft.com/office/drawing/2016/5/14/chartex" xmlns:mc="http://schemas.openxmlformats.org/markup-compatibility/2006" xmlns:m="http://schemas.openxmlformats.org/officeDocument/2006/math" xmlns:aink="http://schemas.microsoft.com/office/drawing/2016/ink" xmlns:am3d="http://schemas.microsoft.com/office/drawing/2017/model3d" xmlns:oel="http://schemas.microsoft.com/office/2019/extlst" xmlns:r="http://schemas.openxmlformats.org/officeDocument/2006/relationships" xmlns:wp14="http://schemas.microsoft.com/office/word/2010/wordprocessingDrawing" xmlns:wp="http://schemas.openxmlformats.org/drawingml/2006/wordprocessingDrawing" xmlns:wpg="http://schemas.microsoft.com/office/word/2010/wordprocessingGroup" xmlns:wpi="http://schemas.microsoft.com/office/word/2010/wordprocessingInk" xmlns:wps="http://schemas.microsoft.com/office/word/2010/wordprocessingShape" xmlns:o="urn:schemas-microsoft-com:office:office" xmlns:v="urn:schemas-microsoft-com:vml" xmlns:w10="urn:schemas-microsoft-com:office:word" xmlns:w="http://schemas.openxmlformats.org/wordprocessingml/2006/main" xmlns:w14="http://schemas.microsoft.com/office/word/2010/wordml" xmlns:w15="http://schemas.microsoft.com/office/word/2012/wordml" xmlns:w16cei="http://schemas.microsoft.com/office/word/2026/wordml/cei" xmlns:w16cex="http://schemas.microsoft.com/office/word/2018/wordml/cex" xmlns:w16cid="http://schemas.microsoft.com/office/word/2016/wordml/cid" xmlns:w16="http://schemas.microsoft.com/office/word/2018/wordml" xmlns:w16sdtdh="http://schemas.microsoft.com/office/word/2020/wordml/sdtdatahash" xmlns:w16sdtfl="http://schemas.microsoft.com/office/word/2024/wordml/sdtformatlock" xmlns:w16se="http://schemas.microsoft.com/office/word/2015/wordml/symex" xmlns:w16du="http://schemas.microsoft.com/office/word/2023/wordml/word16du" xmlns:wne="http://schemas.microsoft.com/office/word/2006/wordml" mc:Ignorable="w14 w15 w16se w16cid w16 w16cex w16sdtdh w16sdtfl w16du wp14">
   <w:body>
     <w:p>
+      <w:pPr>
+        <w:rPr>
+          <w:rFonts w:ascii="Segoe UI" w:hAnsi="Segoe UI" w:cs="Segoe UI"/>
+          <w:color w:val="242424"/>
+          <w:sz w:val="22"/>
+          <w:szCs w:val="22"/>
+          <w:shd w:val="clear" w:color="auto" w:fill="FFFFFF"/>
+        </w:rPr>
+      </w:pPr>
       <w:r>
         <w:rPr>
           <w:rFonts w:ascii="Segoe UI" w:hAnsi="Segoe UI" w:cs="Segoe UI"/>
@@ -125,6 +134,42 @@
         </w:rPr>
         <w:t>In the Results section of Experiment 2, the text refers to “Figure 5” when describing the target separation effect. However, Figure 5 appears to correspond to Experiments 1B and 1C. Please verify whether the correct citation should be Figure 7 and amend the text accordingly.</w:t>
       </w:r>
+    </w:p>
+    <w:p>
+      <w:pPr>
+        <w:rPr>
+          <w:rFonts w:ascii="Segoe UI" w:hAnsi="Segoe UI" w:cs="Segoe UI"/>
+          <w:color w:val="242424"/>
+          <w:sz w:val="22"/>
+          <w:szCs w:val="22"/>
+          <w:shd w:val="clear" w:color="auto" w:fill="FFFFFF"/>
+        </w:rPr>
+      </w:pPr>
+    </w:p>
+    <w:p>
+      <w:pPr>
+        <w:rPr>
+          <w:rFonts w:ascii="Segoe UI" w:hAnsi="Segoe UI" w:cs="Segoe UI"/>
+          <w:color w:val="242424"/>
+          <w:sz w:val="22"/>
+          <w:szCs w:val="22"/>
+          <w:shd w:val="clear" w:color="auto" w:fill="FFFFFF"/>
+        </w:rPr>
+      </w:pPr>
+      <w:r>
+        <w:rPr>
+          <w:rFonts w:ascii="Segoe UI" w:hAnsi="Segoe UI" w:cs="Segoe UI"/>
+          <w:b/>
+          <w:bCs/>
+          <w:i/>
+          <w:iCs/>
+          <w:color w:val="242424"/>
+          <w:sz w:val="22"/>
+          <w:szCs w:val="22"/>
+          <w:shd w:val="clear" w:color="auto" w:fill="FFFFFF"/>
+        </w:rPr>
+        <w:t>Yes, this should have been referencing Figure 7, not Figure 5. It has been corrected.</w:t>
+      </w:r>
       <w:r>
         <w:rPr>
           <w:rFonts w:ascii="Segoe UI" w:hAnsi="Segoe UI" w:cs="Segoe UI"/>
@@ -294,6 +339,42 @@
         </w:rPr>
         <w:t>Please add the corresponding reference entries or remove the citations if they are not required.</w:t>
       </w:r>
+    </w:p>
+    <w:p>
+      <w:pPr>
+        <w:rPr>
+          <w:rFonts w:ascii="Segoe UI" w:hAnsi="Segoe UI" w:cs="Segoe UI"/>
+          <w:color w:val="242424"/>
+          <w:sz w:val="22"/>
+          <w:szCs w:val="22"/>
+          <w:shd w:val="clear" w:color="auto" w:fill="FFFFFF"/>
+        </w:rPr>
+      </w:pPr>
+    </w:p>
+    <w:p>
+      <w:pPr>
+        <w:rPr>
+          <w:rFonts w:ascii="Segoe UI" w:hAnsi="Segoe UI" w:cs="Segoe UI"/>
+          <w:color w:val="242424"/>
+          <w:sz w:val="22"/>
+          <w:szCs w:val="22"/>
+          <w:shd w:val="clear" w:color="auto" w:fill="FFFFFF"/>
+        </w:rPr>
+      </w:pPr>
+      <w:r>
+        <w:rPr>
+          <w:rFonts w:ascii="Segoe UI" w:hAnsi="Segoe UI" w:cs="Segoe UI"/>
+          <w:b/>
+          <w:bCs/>
+          <w:i/>
+          <w:iCs/>
+          <w:color w:val="242424"/>
+          <w:sz w:val="22"/>
+          <w:szCs w:val="22"/>
+          <w:shd w:val="clear" w:color="auto" w:fill="FFFFFF"/>
+        </w:rPr>
+        <w:t>I have added all except Kleiner (1997) to the reference list, and removed Kleiner (1997) from the methods text.</w:t>
+      </w:r>
       <w:r>
         <w:rPr>
           <w:rFonts w:ascii="Segoe UI" w:hAnsi="Segoe UI" w:cs="Segoe UI"/>
@@ -462,6 +543,7 @@
           <w:szCs w:val="22"/>
           <w:shd w:val="clear" w:color="auto" w:fill="FFFFFF"/>
         </w:rPr>
+        <w:lastRenderedPageBreak/>
         <w:t>Tolman (1938)</w:t>
       </w:r>
       <w:r>
@@ -528,22 +610,67 @@
           <w:szCs w:val="22"/>
           <w:shd w:val="clear" w:color="auto" w:fill="FFFFFF"/>
         </w:rPr>
-        <w:t xml:space="preserve">Please check these discrepancies and either add the relevant in-text citations, remove </w:t>
-      </w:r>
-      <w:r>
-        <w:rPr>
-          <w:rFonts w:ascii="Segoe UI" w:hAnsi="Segoe UI" w:cs="Segoe UI"/>
-          <w:color w:val="242424"/>
-          <w:sz w:val="22"/>
-          <w:szCs w:val="22"/>
-          <w:shd w:val="clear" w:color="auto" w:fill="FFFFFF"/>
-        </w:rPr>
-        <w:lastRenderedPageBreak/>
-        <w:t>unused entries, or correct the publication years and authors as appropriate.</w:t>
-      </w:r>
-      <w:r>
-        <w:rPr>
-          <w:rFonts w:ascii="Segoe UI" w:hAnsi="Segoe UI" w:cs="Segoe UI"/>
+        <w:t>Please check these discrepancies and either add the relevant in-text citations, remove unused entries, or correct the publication years and authors as appropriate.</w:t>
+      </w:r>
+    </w:p>
+    <w:p>
+      <w:pPr>
+        <w:rPr>
+          <w:rFonts w:ascii="Segoe UI" w:hAnsi="Segoe UI" w:cs="Segoe UI"/>
+          <w:color w:val="242424"/>
+          <w:sz w:val="22"/>
+          <w:szCs w:val="22"/>
+          <w:shd w:val="clear" w:color="auto" w:fill="FFFFFF"/>
+        </w:rPr>
+      </w:pPr>
+    </w:p>
+    <w:p>
+      <w:pPr>
+        <w:rPr>
+          <w:rFonts w:ascii="Segoe UI" w:hAnsi="Segoe UI" w:cs="Segoe UI"/>
+          <w:color w:val="242424"/>
+          <w:sz w:val="22"/>
+          <w:szCs w:val="22"/>
+          <w:shd w:val="clear" w:color="auto" w:fill="FFFFFF"/>
+        </w:rPr>
+      </w:pPr>
+      <w:proofErr w:type="gramStart"/>
+      <w:r>
+        <w:rPr>
+          <w:rFonts w:ascii="Segoe UI" w:hAnsi="Segoe UI" w:cs="Segoe UI"/>
+          <w:b/>
+          <w:bCs/>
+          <w:i/>
+          <w:iCs/>
+          <w:color w:val="242424"/>
+          <w:sz w:val="22"/>
+          <w:szCs w:val="22"/>
+          <w:shd w:val="clear" w:color="auto" w:fill="FFFFFF"/>
+        </w:rPr>
+        <w:t>All of</w:t>
+      </w:r>
+      <w:proofErr w:type="gramEnd"/>
+      <w:r>
+        <w:rPr>
+          <w:rFonts w:ascii="Segoe UI" w:hAnsi="Segoe UI" w:cs="Segoe UI"/>
+          <w:b/>
+          <w:bCs/>
+          <w:i/>
+          <w:iCs/>
+          <w:color w:val="242424"/>
+          <w:sz w:val="22"/>
+          <w:szCs w:val="22"/>
+          <w:shd w:val="clear" w:color="auto" w:fill="FFFFFF"/>
+        </w:rPr>
+        <w:t xml:space="preserve"> these citations have been removed.</w:t>
+      </w:r>
+      <w:r>
+        <w:rPr>
+          <w:rFonts w:ascii="Segoe UI" w:hAnsi="Segoe UI" w:cs="Segoe UI"/>
+          <w:b/>
+          <w:bCs/>
+          <w:i/>
+          <w:iCs/>
           <w:color w:val="242424"/>
           <w:sz w:val="22"/>
           <w:szCs w:val="22"/>
@@ -625,9 +752,38 @@
         </w:rPr>
         <w:t>Thomas and Lleras is cited as 2008 in the introduction to Experiment 2, but as 2009 in the General Discussion and reference list. Please confirm and use the correct publication year consistently.</w:t>
       </w:r>
-      <w:r>
-        <w:rPr>
-          <w:rFonts w:ascii="Segoe UI" w:hAnsi="Segoe UI" w:cs="Segoe UI"/>
+    </w:p>
+    <w:p>
+      <w:pPr>
+        <w:rPr>
+          <w:rFonts w:ascii="Segoe UI" w:hAnsi="Segoe UI" w:cs="Segoe UI"/>
+          <w:color w:val="242424"/>
+          <w:sz w:val="22"/>
+          <w:szCs w:val="22"/>
+          <w:shd w:val="clear" w:color="auto" w:fill="FFFFFF"/>
+        </w:rPr>
+      </w:pPr>
+      <w:r>
+        <w:rPr>
+          <w:rFonts w:ascii="Segoe UI" w:hAnsi="Segoe UI" w:cs="Segoe UI"/>
+          <w:b/>
+          <w:bCs/>
+          <w:i/>
+          <w:iCs/>
+          <w:color w:val="242424"/>
+          <w:sz w:val="22"/>
+          <w:szCs w:val="22"/>
+          <w:shd w:val="clear" w:color="auto" w:fill="FFFFFF"/>
+        </w:rPr>
+        <w:t>This has been corrected.</w:t>
+      </w:r>
+      <w:r>
+        <w:rPr>
+          <w:rFonts w:ascii="Segoe UI" w:hAnsi="Segoe UI" w:cs="Segoe UI"/>
+          <w:b/>
+          <w:bCs/>
+          <w:i/>
+          <w:iCs/>
           <w:color w:val="242424"/>
           <w:sz w:val="22"/>
           <w:szCs w:val="22"/>
@@ -666,6 +822,31 @@
         </w:rPr>
         <w:t>” should be corrected to “Kahneman,” in accordance with the reference list.</w:t>
       </w:r>
+    </w:p>
+    <w:p>
+      <w:pPr>
+        <w:rPr>
+          <w:rFonts w:ascii="Segoe UI" w:hAnsi="Segoe UI" w:cs="Segoe UI"/>
+          <w:color w:val="242424"/>
+          <w:sz w:val="22"/>
+          <w:szCs w:val="22"/>
+          <w:shd w:val="clear" w:color="auto" w:fill="FFFFFF"/>
+        </w:rPr>
+      </w:pPr>
+      <w:r>
+        <w:rPr>
+          <w:rFonts w:ascii="Segoe UI" w:hAnsi="Segoe UI" w:cs="Segoe UI"/>
+          <w:b/>
+          <w:bCs/>
+          <w:i/>
+          <w:iCs/>
+          <w:color w:val="242424"/>
+          <w:sz w:val="22"/>
+          <w:szCs w:val="22"/>
+          <w:shd w:val="clear" w:color="auto" w:fill="FFFFFF"/>
+        </w:rPr>
+        <w:t>This has been corrected.</w:t>
+      </w:r>
       <w:r>
         <w:rPr>
           <w:rFonts w:ascii="Segoe UI" w:hAnsi="Segoe UI" w:cs="Segoe UI"/>
@@ -685,6 +866,31 @@
         </w:rPr>
         <w:t>“Meier, 1940” in Experiment 1B should be corrected to “Maier, 1940.”</w:t>
       </w:r>
+    </w:p>
+    <w:p>
+      <w:pPr>
+        <w:rPr>
+          <w:rFonts w:ascii="Segoe UI" w:hAnsi="Segoe UI" w:cs="Segoe UI"/>
+          <w:color w:val="242424"/>
+          <w:sz w:val="22"/>
+          <w:szCs w:val="22"/>
+          <w:shd w:val="clear" w:color="auto" w:fill="FFFFFF"/>
+        </w:rPr>
+      </w:pPr>
+      <w:r>
+        <w:rPr>
+          <w:rFonts w:ascii="Segoe UI" w:hAnsi="Segoe UI" w:cs="Segoe UI"/>
+          <w:b/>
+          <w:bCs/>
+          <w:i/>
+          <w:iCs/>
+          <w:color w:val="242424"/>
+          <w:sz w:val="22"/>
+          <w:szCs w:val="22"/>
+          <w:shd w:val="clear" w:color="auto" w:fill="FFFFFF"/>
+        </w:rPr>
+        <w:t>This has been corrected.</w:t>
+      </w:r>
       <w:r>
         <w:rPr>
           <w:rFonts w:ascii="Segoe UI" w:hAnsi="Segoe UI" w:cs="Segoe UI"/>
@@ -704,6 +910,31 @@
         </w:rPr>
         <w:t>“Clarke, Green, Chantler, and Hunt, 2016” should be corrected to “Clarke, Greene, Chantler, and Hunt, 2016,” to match the reference list.</w:t>
       </w:r>
+    </w:p>
+    <w:p>
+      <w:pPr>
+        <w:rPr>
+          <w:rFonts w:ascii="Segoe UI" w:hAnsi="Segoe UI" w:cs="Segoe UI"/>
+          <w:color w:val="242424"/>
+          <w:sz w:val="22"/>
+          <w:szCs w:val="22"/>
+          <w:shd w:val="clear" w:color="auto" w:fill="FFFFFF"/>
+        </w:rPr>
+      </w:pPr>
+      <w:r>
+        <w:rPr>
+          <w:rFonts w:ascii="Segoe UI" w:hAnsi="Segoe UI" w:cs="Segoe UI"/>
+          <w:b/>
+          <w:bCs/>
+          <w:i/>
+          <w:iCs/>
+          <w:color w:val="242424"/>
+          <w:sz w:val="22"/>
+          <w:szCs w:val="22"/>
+          <w:shd w:val="clear" w:color="auto" w:fill="FFFFFF"/>
+        </w:rPr>
+        <w:t>This has been corrected.</w:t>
+      </w:r>
       <w:r>
         <w:rPr>
           <w:rFonts w:ascii="Segoe UI" w:hAnsi="Segoe UI" w:cs="Segoe UI"/>
@@ -766,6 +997,31 @@
           <w:shd w:val="clear" w:color="auto" w:fill="FFFFFF"/>
         </w:rPr>
         <w:t>” in the reference list and harmonized using the correct spelling.</w:t>
+      </w:r>
+    </w:p>
+    <w:p>
+      <w:pPr>
+        <w:rPr>
+          <w:rFonts w:ascii="Segoe UI" w:hAnsi="Segoe UI" w:cs="Segoe UI"/>
+          <w:color w:val="242424"/>
+          <w:sz w:val="22"/>
+          <w:szCs w:val="22"/>
+          <w:shd w:val="clear" w:color="auto" w:fill="FFFFFF"/>
+        </w:rPr>
+      </w:pPr>
+      <w:r>
+        <w:rPr>
+          <w:rFonts w:ascii="Segoe UI" w:hAnsi="Segoe UI" w:cs="Segoe UI"/>
+          <w:b/>
+          <w:bCs/>
+          <w:i/>
+          <w:iCs/>
+          <w:color w:val="242424"/>
+          <w:sz w:val="22"/>
+          <w:szCs w:val="22"/>
+          <w:shd w:val="clear" w:color="auto" w:fill="FFFFFF"/>
+        </w:rPr>
+        <w:t>This has been corrected.</w:t>
       </w:r>
       <w:r>
         <w:rPr>
@@ -851,7 +1107,51 @@
             <w:bdr w:val="none" w:sz="0" w:space="0" w:color="auto" w:frame="1"/>
             <w:shd w:val="clear" w:color="auto" w:fill="FFFFFF"/>
           </w:rPr>
-          <w:t>https://eur03.safelinks.protection.outlook.com/?url=https%3A%2F%2Fosf.io%2Fyan5k%2F&amp;data=05%7C02%7Ca.hunt%40abdn.ac.uk%7Cf4b090891e494d486eb308def304f483%7C8c2b19ad5f9c49d490773ec3cfc52b3f%7C0%7C0%7C639215399778815600%7CUnknown%7CTWFpbGZsb3d8eyJFbXB0eU1hcGkiOnRydWUsIlYiOiIwLjAuMDAwMCIsIlAiOiJXaW4zMiIsIkFOIjoiTWFpbCIsIldUIjoyfQ%3D%3D%7C0%7C%7C%7C&amp;sdata=wGldUij5LrQsvJ4hYifxTjF4jaKOlDXApg1gUalLGRc%3D&amp;reserved=0</w:t>
+          <w:t>https://eur03.safelinks.protection.outlook.com/?url=https%3A%2F%2Fosf.io%2Fyan5k%2F&amp;data=05%7C02%7Ca.hunt%40abdn.ac.uk%7Cf4b090891e494d486eb308def304f483%7C8c2b19ad5f9c49d4</w:t>
+        </w:r>
+        <w:r>
+          <w:rPr>
+            <w:rStyle w:val="Hyperlink"/>
+            <w:rFonts w:ascii="Segoe UI" w:hAnsi="Segoe UI" w:cs="Segoe UI"/>
+            <w:sz w:val="22"/>
+            <w:szCs w:val="22"/>
+            <w:bdr w:val="none" w:sz="0" w:space="0" w:color="auto" w:frame="1"/>
+            <w:shd w:val="clear" w:color="auto" w:fill="FFFFFF"/>
+          </w:rPr>
+          <w:t>9</w:t>
+        </w:r>
+        <w:r>
+          <w:rPr>
+            <w:rStyle w:val="Hyperlink"/>
+            <w:rFonts w:ascii="Segoe UI" w:hAnsi="Segoe UI" w:cs="Segoe UI"/>
+            <w:sz w:val="22"/>
+            <w:szCs w:val="22"/>
+            <w:bdr w:val="none" w:sz="0" w:space="0" w:color="auto" w:frame="1"/>
+            <w:shd w:val="clear" w:color="auto" w:fill="FFFFFF"/>
+          </w:rPr>
+          <w:t>0773ec3cfc52b3f%7</w:t>
+        </w:r>
+        <w:r>
+          <w:rPr>
+            <w:rStyle w:val="Hyperlink"/>
+            <w:rFonts w:ascii="Segoe UI" w:hAnsi="Segoe UI" w:cs="Segoe UI"/>
+            <w:sz w:val="22"/>
+            <w:szCs w:val="22"/>
+            <w:bdr w:val="none" w:sz="0" w:space="0" w:color="auto" w:frame="1"/>
+            <w:shd w:val="clear" w:color="auto" w:fill="FFFFFF"/>
+          </w:rPr>
+          <w:t>C</w:t>
+        </w:r>
+        <w:r>
+          <w:rPr>
+            <w:rStyle w:val="Hyperlink"/>
+            <w:rFonts w:ascii="Segoe UI" w:hAnsi="Segoe UI" w:cs="Segoe UI"/>
+            <w:sz w:val="22"/>
+            <w:szCs w:val="22"/>
+            <w:bdr w:val="none" w:sz="0" w:space="0" w:color="auto" w:frame="1"/>
+            <w:shd w:val="clear" w:color="auto" w:fill="FFFFFF"/>
+          </w:rPr>
+          <w:t>0%7C0%7C639215399778815600%7CUnknown%7CTWFpbGZsb3d8eyJFbXB0eU1hcGkiOnRydWUsIlYiOiIwLjAuMDAwMCIsIlAiOiJXaW4zMiIsIkFOIjoiTWFpbCIsIldUIjoyfQ%3D%3D%7C0%7C%7C%7C&amp;sdata=wGldUij5LrQsvJ4hYifxTjF4jaKOlDXApg1gUalLGRc%3D&amp;reserved=0</w:t>
         </w:r>
       </w:hyperlink>
       <w:r>
@@ -910,7 +1210,29 @@
             <w:bdr w:val="none" w:sz="0" w:space="0" w:color="auto" w:frame="1"/>
             <w:shd w:val="clear" w:color="auto" w:fill="FFFFFF"/>
           </w:rPr>
-          <w:t>https://eur03.safelinks.protection.outlook.com/?url=https%3A%2F%2Fosf.io%2Fdeh4j&amp;data=05%7C02%7Ca.hunt%40abdn.ac.uk%7Cf4b090891e494d486eb308def304f483%7C8c2b19ad5f9c49d490773ec3cfc52b3f%7C0%7C0%7C639215399778853118%7CUnknown%7CTWFpbGZsb3d8eyJFbXB0eU1hcGkiOnRydWUsIlYiOiIwLjAuMDAwMCIsIlAiOiJXaW4zMiIsIkFOIjoiTWFpbCIsIldUIjoyfQ%3D%3D%7C0%7C%7C%7C&amp;sdata=AeCTmO7G%2BkW7flmiFv%2BVhJaftuF%2BgvO9mhIF%2FE3%2BPJk%3D&amp;reserved=0</w:t>
+          <w:t>https://eur03.safelinks.protection.outlook.com/?url=https%3A%2F%2Fosf.io%2Fdeh4j&amp;data=05%7C02%7Ca.hunt%40abdn.ac.uk%7Cf4b090891e494d486eb308def304f483%7C8c2b19ad5f9c49</w:t>
+        </w:r>
+        <w:r>
+          <w:rPr>
+            <w:rStyle w:val="Hyperlink"/>
+            <w:rFonts w:ascii="Segoe UI" w:hAnsi="Segoe UI" w:cs="Segoe UI"/>
+            <w:sz w:val="22"/>
+            <w:szCs w:val="22"/>
+            <w:bdr w:val="none" w:sz="0" w:space="0" w:color="auto" w:frame="1"/>
+            <w:shd w:val="clear" w:color="auto" w:fill="FFFFFF"/>
+          </w:rPr>
+          <w:t>d</w:t>
+        </w:r>
+        <w:r>
+          <w:rPr>
+            <w:rStyle w:val="Hyperlink"/>
+            <w:rFonts w:ascii="Segoe UI" w:hAnsi="Segoe UI" w:cs="Segoe UI"/>
+            <w:sz w:val="22"/>
+            <w:szCs w:val="22"/>
+            <w:bdr w:val="none" w:sz="0" w:space="0" w:color="auto" w:frame="1"/>
+            <w:shd w:val="clear" w:color="auto" w:fill="FFFFFF"/>
+          </w:rPr>
+          <w:t>490773ec3cfc52b3f%7C0%7C0%7C639215399778853118%7CUnknown%7CTWFpbGZsb3d8eyJFbXB0eU1hcGkiOnRydWUsIlYiOiIwLjAuMDAwMCIsIlAiOiJXaW4zMiIsIkFOIjoiTWFpbCIsIldUIjoyfQ%3D%3D%7C0%7C%7C%7C&amp;sdata=AeCTmO7G%2BkW7flmiFv%2BVhJaftuF%2BgvO9mhIF%2FE3%2BPJk%3D&amp;reserved=0</w:t>
         </w:r>
       </w:hyperlink>
       <w:r>
@@ -929,6 +1251,7 @@
           <w:sz w:val="22"/>
           <w:szCs w:val="22"/>
         </w:rPr>
+        <w:lastRenderedPageBreak/>
         <w:br/>
       </w:r>
       <w:r>
@@ -941,6 +1264,68 @@
         </w:rPr>
         <w:t>Please verify both URLs and clarify whether they refer to separate project components. If one of the links is incorrect, please replace it with the correct URL.</w:t>
       </w:r>
+    </w:p>
+    <w:p>
+      <w:pPr>
+        <w:rPr>
+          <w:rFonts w:ascii="Segoe UI" w:hAnsi="Segoe UI" w:cs="Segoe UI"/>
+          <w:color w:val="242424"/>
+          <w:sz w:val="22"/>
+          <w:szCs w:val="22"/>
+          <w:shd w:val="clear" w:color="auto" w:fill="FFFFFF"/>
+        </w:rPr>
+      </w:pPr>
+    </w:p>
+    <w:p>
+      <w:r>
+        <w:rPr>
+          <w:rFonts w:ascii="Segoe UI" w:hAnsi="Segoe UI" w:cs="Segoe UI"/>
+          <w:b/>
+          <w:bCs/>
+          <w:i/>
+          <w:iCs/>
+          <w:color w:val="242424"/>
+          <w:sz w:val="22"/>
+          <w:szCs w:val="22"/>
+          <w:shd w:val="clear" w:color="auto" w:fill="FFFFFF"/>
+        </w:rPr>
+        <w:t xml:space="preserve">These were pointing to different parts of the same project. </w:t>
+      </w:r>
+      <w:r>
+        <w:rPr>
+          <w:rFonts w:ascii="Segoe UI" w:hAnsi="Segoe UI" w:cs="Segoe UI"/>
+          <w:b/>
+          <w:bCs/>
+          <w:i/>
+          <w:iCs/>
+          <w:color w:val="242424"/>
+          <w:sz w:val="22"/>
+          <w:szCs w:val="22"/>
+          <w:shd w:val="clear" w:color="auto" w:fill="FFFFFF"/>
+        </w:rPr>
+        <w:t xml:space="preserve">They have both been corrected to point to the overview: </w:t>
+      </w:r>
+      <w:r>
+        <w:rPr>
+          <w:rFonts w:ascii="Segoe UI" w:hAnsi="Segoe UI" w:cs="Segoe UI"/>
+          <w:b/>
+          <w:bCs/>
+          <w:color w:val="242424"/>
+          <w:sz w:val="22"/>
+          <w:szCs w:val="22"/>
+          <w:shd w:val="clear" w:color="auto" w:fill="FFFFFF"/>
+        </w:rPr>
+        <w:t>https://osf.io/deh4j/overview</w:t>
+      </w:r>
+      <w:r>
+        <w:rPr>
+          <w:rFonts w:ascii="Segoe UI" w:hAnsi="Segoe UI" w:cs="Segoe UI"/>
+          <w:color w:val="242424"/>
+          <w:sz w:val="22"/>
+          <w:szCs w:val="22"/>
+        </w:rPr>
+        <w:t>.</w:t>
+      </w:r>
       <w:r>
         <w:rPr>
           <w:rFonts w:ascii="Segoe UI" w:hAnsi="Segoe UI" w:cs="Segoe UI"/>
@@ -1055,18 +1440,7 @@
           <w:szCs w:val="22"/>
           <w:shd w:val="clear" w:color="auto" w:fill="FFFFFF"/>
         </w:rPr>
-        <w:t xml:space="preserve">The Abstract refers to Experiment 1, Experiment 2, and Experiment 3, whereas the main text </w:t>
-      </w:r>
-      <w:r>
-        <w:rPr>
-          <w:rFonts w:ascii="Segoe UI" w:hAnsi="Segoe UI" w:cs="Segoe UI"/>
-          <w:color w:val="242424"/>
-          <w:sz w:val="22"/>
-          <w:szCs w:val="22"/>
-          <w:shd w:val="clear" w:color="auto" w:fill="FFFFFF"/>
-        </w:rPr>
-        <w:lastRenderedPageBreak/>
-        <w:t>is structured into Experiments 1A, 1B, and 1C, and Experiments 3A and 3B. Please revise the Abstract so that its description accurately reflects the structure of the manuscript.</w:t>
+        <w:t>The Abstract refers to Experiment 1, Experiment 2, and Experiment 3, whereas the main text is structured into Experiments 1A, 1B, and 1C, and Experiments 3A and 3B. Please revise the Abstract so that its description accurately reflects the structure of the manuscript.</w:t>
       </w:r>
       <w:r>
         <w:rPr>
@@ -2097,6 +2471,18 @@
       <w:u w:val="single"/>
     </w:rPr>
   </w:style>
+  <w:style w:type="character" w:styleId="FollowedHyperlink">
+    <w:name w:val="FollowedHyperlink"/>
+    <w:basedOn w:val="DefaultParagraphFont"/>
+    <w:uiPriority w:val="99"/>
+    <w:semiHidden/>
+    <w:unhideWhenUsed/>
+    <w:rsid w:val="00A41AD4"/>
+    <w:rPr>
+      <w:color w:val="96607D" w:themeColor="followedHyperlink"/>
+      <w:u w:val="single"/>
+    </w:rPr>
+  </w:style>
 </w:styles>
 </file>
 
